--- a/競賽/競賽時程.docx
+++ b/競賽/競賽時程.docx
@@ -160,14 +160,83 @@
       </w:r>
     </w:p>
     <w:p>
+      <w:pPr>
+        <w:rPr>
+          <w:rFonts w:hint="eastAsia"/>
+        </w:rPr>
+      </w:pPr>
       <w:hyperlink r:id="rId6" w:history="1">
         <w:r>
           <w:rPr>
             <w:rStyle w:val="ae"/>
           </w:rPr>
-          <w:t>https://bic.chihlee.edu.tw/p/406-1044-126604,r256.php?Lang=zh-tw</w:t>
+          <w:t>https://bic.ch</w:t>
+        </w:r>
+        <w:r>
+          <w:rPr>
+            <w:rStyle w:val="ae"/>
+          </w:rPr>
+          <w:t>i</w:t>
+        </w:r>
+        <w:r>
+          <w:rPr>
+            <w:rStyle w:val="ae"/>
+          </w:rPr>
+          <w:t>hlee.edu.tw/p/406-1044-126604,r256.php?Lang=zh-tw</w:t>
         </w:r>
       </w:hyperlink>
+    </w:p>
+    <w:p>
+      <w:r>
+        <w:rPr>
+          <w:rFonts w:hint="eastAsia"/>
+          <w:b/>
+          <w:bCs/>
+        </w:rPr>
+        <w:t>2026</w:t>
+      </w:r>
+      <w:r>
+        <w:rPr>
+          <w:rFonts w:hint="eastAsia"/>
+          <w:b/>
+          <w:bCs/>
+        </w:rPr>
+        <w:t>戰國策全國創新創業競賽</w:t>
+      </w:r>
+      <w:r>
+        <w:rPr>
+          <w:rFonts w:hint="eastAsia"/>
+          <w:b/>
+          <w:bCs/>
+        </w:rPr>
+        <w:t>4/28(</w:t>
+      </w:r>
+      <w:r>
+        <w:rPr>
+          <w:rFonts w:hint="eastAsia"/>
+          <w:b/>
+          <w:bCs/>
+        </w:rPr>
+        <w:t>二</w:t>
+      </w:r>
+      <w:r>
+        <w:rPr>
+          <w:rFonts w:hint="eastAsia"/>
+          <w:b/>
+          <w:bCs/>
+        </w:rPr>
+        <w:t>)23:59</w:t>
+      </w:r>
+    </w:p>
+    <w:p>
+      <w:pPr>
+        <w:rPr>
+          <w:rFonts w:hint="eastAsia"/>
+        </w:rPr>
+      </w:pPr>
+      <w:r>
+        <w:t>https://www.2026ntpcstartup.com/blank</w:t>
+      </w:r>
     </w:p>
     <w:p>
       <w:r>
@@ -230,6 +299,7 @@
         </w:r>
       </w:hyperlink>
     </w:p>
+    <w:p/>
     <w:p/>
     <w:sectPr>
       <w:pgSz w:w="11906" w:h="16838"/>
@@ -1337,6 +1407,18 @@
       <w:shd w:val="clear" w:color="auto" w:fill="E1DFDD"/>
     </w:rPr>
   </w:style>
+  <w:style w:type="character" w:styleId="af0">
+    <w:name w:val="FollowedHyperlink"/>
+    <w:basedOn w:val="a0"/>
+    <w:uiPriority w:val="99"/>
+    <w:semiHidden/>
+    <w:unhideWhenUsed/>
+    <w:rsid w:val="00AE32EB"/>
+    <w:rPr>
+      <w:color w:val="96607D" w:themeColor="followedHyperlink"/>
+      <w:u w:val="single"/>
+    </w:rPr>
+  </w:style>
 </w:styles>
 </file>
 
